--- a/PR8/Практическая работа №8.docx
+++ b/PR8/Практическая работа №8.docx
@@ -1,6 +1,6 @@
 
 <file path=word/document.xml><?xml version="1.0" encoding="utf-8"?>
-<w:document xmlns:wpc="http://schemas.microsoft.com/office/word/2010/wordprocessingCanvas" xmlns:cx="http://schemas.microsoft.com/office/drawing/2014/chartex" xmlns:cx1="http://schemas.microsoft.com/office/drawing/2015/9/8/chartex" xmlns:cx2="http://schemas.microsoft.com/office/drawing/2015/10/21/chartex" xmlns:cx3="http://schemas.microsoft.com/office/drawing/2016/5/9/chartex" xmlns:cx4="http://schemas.microsoft.com/office/drawing/2016/5/10/chartex" xmlns:cx5="http://schemas.microsoft.com/office/drawing/2016/5/11/chartex" xmlns:cx6="http://schemas.microsoft.com/office/drawing/2016/5/12/chartex" xmlns:cx7="http://schemas.microsoft.com/office/drawing/2016/5/13/chartex" xmlns:cx8="http://schemas.microsoft.com/office/drawing/2016/5/14/chartex" xmlns:mc="http://schemas.openxmlformats.org/markup-compatibility/2006" xmlns:aink="http://schemas.microsoft.com/office/drawing/2016/ink" xmlns:am3d="http://schemas.microsoft.com/office/drawing/2017/model3d" xmlns:o="urn:schemas-microsoft-com:office:office" xmlns:r="http://schemas.openxmlformats.org/officeDocument/2006/relationships" xmlns:m="http://schemas.openxmlformats.org/officeDocument/2006/math" xmlns:v="urn:schemas-microsoft-com:vml" xmlns:wp14="http://schemas.microsoft.com/office/word/2010/wordprocessingDrawing" xmlns:wp="http://schemas.openxmlformats.org/drawingml/2006/wordprocessingDrawing" xmlns:w10="urn:schemas-microsoft-com:office:word" xmlns:w="http://schemas.openxmlformats.org/wordprocessingml/2006/main" xmlns:w14="http://schemas.microsoft.com/office/word/2010/wordml" xmlns:w15="http://schemas.microsoft.com/office/word/2012/wordml" xmlns:w16cex="http://schemas.microsoft.com/office/word/2018/wordml/cex" xmlns:w16cid="http://schemas.microsoft.com/office/word/2016/wordml/cid" xmlns:w16="http://schemas.microsoft.com/office/word/2018/wordml" xmlns:w16se="http://schemas.microsoft.com/office/word/2015/wordml/symex" xmlns:wpg="http://schemas.microsoft.com/office/word/2010/wordprocessingGroup" xmlns:wpi="http://schemas.microsoft.com/office/word/2010/wordprocessingInk" xmlns:wne="http://schemas.microsoft.com/office/word/2006/wordml" xmlns:wps="http://schemas.microsoft.com/office/word/2010/wordprocessingShape" mc:Ignorable="w14 w15 w16se w16cid w16 w16cex wp14">
+<w:document xmlns:wpc="http://schemas.microsoft.com/office/word/2010/wordprocessingCanvas" xmlns:cx="http://schemas.microsoft.com/office/drawing/2014/chartex" xmlns:cx1="http://schemas.microsoft.com/office/drawing/2015/9/8/chartex" xmlns:cx2="http://schemas.microsoft.com/office/drawing/2015/10/21/chartex" xmlns:cx3="http://schemas.microsoft.com/office/drawing/2016/5/9/chartex" xmlns:cx4="http://schemas.microsoft.com/office/drawing/2016/5/10/chartex" xmlns:cx5="http://schemas.microsoft.com/office/drawing/2016/5/11/chartex" xmlns:cx6="http://schemas.microsoft.com/office/drawing/2016/5/12/chartex" xmlns:cx7="http://schemas.microsoft.com/office/drawing/2016/5/13/chartex" xmlns:cx8="http://schemas.microsoft.com/office/drawing/2016/5/14/chartex" xmlns:mc="http://schemas.openxmlformats.org/markup-compatibility/2006" xmlns:aink="http://schemas.microsoft.com/office/drawing/2016/ink" xmlns:am3d="http://schemas.microsoft.com/office/drawing/2017/model3d" xmlns:o="urn:schemas-microsoft-com:office:office" xmlns:oel="http://schemas.microsoft.com/office/2019/extlst" xmlns:r="http://schemas.openxmlformats.org/officeDocument/2006/relationships" xmlns:m="http://schemas.openxmlformats.org/officeDocument/2006/math" xmlns:v="urn:schemas-microsoft-com:vml" xmlns:wp14="http://schemas.microsoft.com/office/word/2010/wordprocessingDrawing" xmlns:wp="http://schemas.openxmlformats.org/drawingml/2006/wordprocessingDrawing" xmlns:w10="urn:schemas-microsoft-com:office:word" xmlns:w="http://schemas.openxmlformats.org/wordprocessingml/2006/main" xmlns:w14="http://schemas.microsoft.com/office/word/2010/wordml" xmlns:w15="http://schemas.microsoft.com/office/word/2012/wordml" xmlns:w16cex="http://schemas.microsoft.com/office/word/2018/wordml/cex" xmlns:w16cid="http://schemas.microsoft.com/office/word/2016/wordml/cid" xmlns:w16="http://schemas.microsoft.com/office/word/2018/wordml" xmlns:w16du="http://schemas.microsoft.com/office/word/2023/wordml/word16du" xmlns:w16sdtdh="http://schemas.microsoft.com/office/word/2020/wordml/sdtdatahash" xmlns:w16sdtfl="http://schemas.microsoft.com/office/word/2024/wordml/sdtformatlock" xmlns:w16se="http://schemas.microsoft.com/office/word/2015/wordml/symex" xmlns:wpg="http://schemas.microsoft.com/office/word/2010/wordprocessingGroup" xmlns:wpi="http://schemas.microsoft.com/office/word/2010/wordprocessingInk" xmlns:wne="http://schemas.microsoft.com/office/word/2006/wordml" xmlns:wps="http://schemas.microsoft.com/office/word/2010/wordprocessingShape" mc:Ignorable="w14 w15 w16se w16cid w16 w16cex w16sdtdh w16sdtfl w16du wp14">
   <w:body>
     <w:p>
       <w:pPr>
@@ -91,15 +91,7 @@
           <w:sz w:val="28"/>
           <w:lang w:val="ru-RU"/>
         </w:rPr>
-        <w:t xml:space="preserve">Работа является частью последовательного курса. Требования к самостоятельности увеличиваются от работы к работе. Исходный проект намеренно содержит незавершённые места и </w:t>
-      </w:r>
-      <w:r>
-        <w:rPr>
-          <w:rFonts w:cs="Times New Roman"/>
-          <w:sz w:val="28"/>
-          <w:lang w:val="ru-RU"/>
-        </w:rPr>
-        <w:t>отдельные спорные решения. Результат оценивается не только по факту запуска программы, но и по способности объяснить алгоритм, класс, метод, проверку входных данных и изменение требования на защите.</w:t>
+        <w:t>Работа является частью последовательного курса. Требования к самостоятельности увеличиваются от работы к работе. Исходный проект намеренно содержит незавершённые места и отдельные спорные решения. Результат оценивается не только по факту запуска программы, но и по способности объяснить алгоритм, класс, метод, проверку входных данных и изменение требования на защите.</w:t>
       </w:r>
     </w:p>
     <w:p>
@@ -134,15 +126,7 @@
           <w:sz w:val="28"/>
           <w:lang w:val="ru-RU"/>
         </w:rPr>
-        <w:t>Цель работы состоит в закреплении конкретн</w:t>
-      </w:r>
-      <w:r>
-        <w:rPr>
-          <w:rFonts w:cs="Times New Roman"/>
-          <w:sz w:val="28"/>
-          <w:lang w:val="ru-RU"/>
-        </w:rPr>
-        <w:t xml:space="preserve">ого набора средств </w:t>
+        <w:t xml:space="preserve">Цель работы состоит в закреплении конкретного набора средств </w:t>
       </w:r>
       <w:r>
         <w:rPr>
@@ -157,15 +141,7 @@
           <w:sz w:val="28"/>
           <w:lang w:val="ru-RU"/>
         </w:rPr>
-        <w:t xml:space="preserve"> на прикладной задаче и в формировании привычки связывать программный код с алгоритмической и объектной моделью. Вам нужно получить работающий результат, но при этом сохранить понятную структуру программы, корректную обработку данных</w:t>
-      </w:r>
-      <w:r>
-        <w:rPr>
-          <w:rFonts w:cs="Times New Roman"/>
-          <w:sz w:val="28"/>
-          <w:lang w:val="ru-RU"/>
-        </w:rPr>
-        <w:t xml:space="preserve"> и соответствие между </w:t>
+        <w:t xml:space="preserve"> на прикладной задаче и в формировании привычки связывать программный код с алгоритмической и объектной моделью. Вам нужно получить работающий результат, но при этом сохранить понятную структуру программы, корректную обработку данных и соответствие между </w:t>
       </w:r>
       <w:r>
         <w:rPr>
@@ -255,8 +231,6 @@
         </w:rPr>
         <w:t>доменные методы вместо setter</w:t>
       </w:r>
-      <w:bookmarkStart w:id="0" w:name="_GoBack"/>
-      <w:bookmarkEnd w:id="0"/>
     </w:p>
     <w:p>
       <w:pPr>
@@ -270,14 +244,7 @@
           <w:rFonts w:cs="Times New Roman"/>
           <w:sz w:val="28"/>
         </w:rPr>
-        <w:t>IllegalStateException и Illegal</w:t>
-      </w:r>
-      <w:r>
-        <w:rPr>
-          <w:rFonts w:cs="Times New Roman"/>
-          <w:sz w:val="28"/>
-        </w:rPr>
-        <w:t>ArgumentException</w:t>
+        <w:t>IllegalStateException и IllegalArgumentException</w:t>
       </w:r>
     </w:p>
     <w:p>
@@ -323,7 +290,44 @@
           <w:sz w:val="28"/>
           <w:lang w:val="ru-RU"/>
         </w:rPr>
-        <w:t xml:space="preserve">Необходимо доработать систему оформления командировок. Заявка проходит состояния </w:t>
+        <w:t>Необходимо доработать систему оформления командировок. Заявка</w:t>
+      </w:r>
+      <w:r>
+        <w:rPr>
+          <w:rFonts w:cs="Times New Roman"/>
+          <w:sz w:val="28"/>
+        </w:rPr>
+        <w:t xml:space="preserve"> </w:t>
+      </w:r>
+      <w:r>
+        <w:rPr>
+          <w:rFonts w:cs="Times New Roman"/>
+          <w:sz w:val="28"/>
+          <w:lang w:val="ru-RU"/>
+        </w:rPr>
+        <w:t>проходит</w:t>
+      </w:r>
+      <w:r>
+        <w:rPr>
+          <w:rFonts w:cs="Times New Roman"/>
+          <w:sz w:val="28"/>
+        </w:rPr>
+        <w:t xml:space="preserve"> </w:t>
+      </w:r>
+      <w:r>
+        <w:rPr>
+          <w:rFonts w:cs="Times New Roman"/>
+          <w:sz w:val="28"/>
+          <w:lang w:val="ru-RU"/>
+        </w:rPr>
+        <w:t>состояния</w:t>
+      </w:r>
+      <w:r>
+        <w:rPr>
+          <w:rFonts w:cs="Times New Roman"/>
+          <w:sz w:val="28"/>
+        </w:rPr>
+        <w:t xml:space="preserve"> </w:t>
       </w:r>
       <w:r>
         <w:rPr>
@@ -336,7 +340,6 @@
         <w:rPr>
           <w:rFonts w:cs="Times New Roman"/>
           <w:sz w:val="28"/>
-          <w:lang w:val="ru-RU"/>
         </w:rPr>
         <w:t xml:space="preserve">, </w:t>
       </w:r>
@@ -351,7 +354,6 @@
         <w:rPr>
           <w:rFonts w:cs="Times New Roman"/>
           <w:sz w:val="28"/>
-          <w:lang w:val="ru-RU"/>
         </w:rPr>
         <w:t xml:space="preserve">, </w:t>
       </w:r>
@@ -366,7 +368,6 @@
         <w:rPr>
           <w:rFonts w:cs="Times New Roman"/>
           <w:sz w:val="28"/>
-          <w:lang w:val="ru-RU"/>
         </w:rPr>
         <w:t xml:space="preserve">, </w:t>
       </w:r>
@@ -381,7 +382,6 @@
         <w:rPr>
           <w:rFonts w:cs="Times New Roman"/>
           <w:sz w:val="28"/>
-          <w:lang w:val="ru-RU"/>
         </w:rPr>
         <w:t xml:space="preserve">, </w:t>
       </w:r>
@@ -396,9 +396,23 @@
         <w:rPr>
           <w:rFonts w:cs="Times New Roman"/>
           <w:sz w:val="28"/>
-          <w:lang w:val="ru-RU"/>
-        </w:rPr>
-        <w:t xml:space="preserve"> и </w:t>
+        </w:rPr>
+        <w:t xml:space="preserve"> </w:t>
+      </w:r>
+      <w:r>
+        <w:rPr>
+          <w:rFonts w:cs="Times New Roman"/>
+          <w:sz w:val="28"/>
+          <w:lang w:val="ru-RU"/>
+        </w:rPr>
+        <w:t>и</w:t>
+      </w:r>
+      <w:r>
+        <w:rPr>
+          <w:rFonts w:cs="Times New Roman"/>
+          <w:sz w:val="28"/>
+        </w:rPr>
+        <w:t xml:space="preserve"> </w:t>
       </w:r>
       <w:r>
         <w:rPr>
@@ -411,17 +425,16 @@
         <w:rPr>
           <w:rFonts w:cs="Times New Roman"/>
           <w:sz w:val="28"/>
-          <w:lang w:val="ru-RU"/>
-        </w:rPr>
-        <w:t>. Задача построена вокруг корректного управле</w:t>
-      </w:r>
-      <w:r>
-        <w:rPr>
-          <w:rFonts w:cs="Times New Roman"/>
-          <w:sz w:val="28"/>
-          <w:lang w:val="ru-RU"/>
-        </w:rPr>
-        <w:t xml:space="preserve">ния состоянием. Студент должен отказаться от открытого </w:t>
+        </w:rPr>
+        <w:t xml:space="preserve">. </w:t>
+      </w:r>
+      <w:r>
+        <w:rPr>
+          <w:rFonts w:cs="Times New Roman"/>
+          <w:sz w:val="28"/>
+          <w:lang w:val="ru-RU"/>
+        </w:rPr>
+        <w:t xml:space="preserve">Задача построена вокруг корректного управления состоянием. Студент должен отказаться от открытого </w:t>
       </w:r>
       <w:r>
         <w:rPr>
@@ -584,14 +597,7 @@
           <w:rFonts w:cs="Times New Roman"/>
           <w:sz w:val="28"/>
         </w:rPr>
-        <w:t>A</w:t>
-      </w:r>
-      <w:r>
-        <w:rPr>
-          <w:rFonts w:cs="Times New Roman"/>
-          <w:sz w:val="28"/>
-        </w:rPr>
-        <w:t>PPROVED</w:t>
+        <w:t>APPROVED</w:t>
       </w:r>
       <w:r>
         <w:rPr>
@@ -638,9 +644,6 @@
         <w:spacing w:after="0" w:line="360" w:lineRule="auto"/>
         <w:ind w:left="720"/>
         <w:jc w:val="both"/>
-        <w:rPr>
-          <w:lang w:val="ru-RU"/>
-        </w:rPr>
       </w:pPr>
       <w:r>
         <w:rPr>
@@ -653,9 +656,38 @@
         <w:rPr>
           <w:rFonts w:cs="Times New Roman"/>
           <w:sz w:val="28"/>
-          <w:lang w:val="ru-RU"/>
-        </w:rPr>
-        <w:t xml:space="preserve"> разрешён из </w:t>
+        </w:rPr>
+        <w:t xml:space="preserve"> </w:t>
+      </w:r>
+      <w:r>
+        <w:rPr>
+          <w:rFonts w:cs="Times New Roman"/>
+          <w:sz w:val="28"/>
+          <w:lang w:val="ru-RU"/>
+        </w:rPr>
+        <w:t>разрешён</w:t>
+      </w:r>
+      <w:r>
+        <w:rPr>
+          <w:rFonts w:cs="Times New Roman"/>
+          <w:sz w:val="28"/>
+        </w:rPr>
+        <w:t xml:space="preserve"> </w:t>
+      </w:r>
+      <w:r>
+        <w:rPr>
+          <w:rFonts w:cs="Times New Roman"/>
+          <w:sz w:val="28"/>
+          <w:lang w:val="ru-RU"/>
+        </w:rPr>
+        <w:t>из</w:t>
+      </w:r>
+      <w:r>
+        <w:rPr>
+          <w:rFonts w:cs="Times New Roman"/>
+          <w:sz w:val="28"/>
+        </w:rPr>
+        <w:t xml:space="preserve"> </w:t>
       </w:r>
       <w:r>
         <w:rPr>
@@ -668,7 +700,6 @@
         <w:rPr>
           <w:rFonts w:cs="Times New Roman"/>
           <w:sz w:val="28"/>
-          <w:lang w:val="ru-RU"/>
         </w:rPr>
         <w:t xml:space="preserve">, </w:t>
       </w:r>
@@ -683,9 +714,23 @@
         <w:rPr>
           <w:rFonts w:cs="Times New Roman"/>
           <w:sz w:val="28"/>
-          <w:lang w:val="ru-RU"/>
-        </w:rPr>
-        <w:t xml:space="preserve"> и </w:t>
+        </w:rPr>
+        <w:t xml:space="preserve"> </w:t>
+      </w:r>
+      <w:r>
+        <w:rPr>
+          <w:rFonts w:cs="Times New Roman"/>
+          <w:sz w:val="28"/>
+          <w:lang w:val="ru-RU"/>
+        </w:rPr>
+        <w:t>и</w:t>
+      </w:r>
+      <w:r>
+        <w:rPr>
+          <w:rFonts w:cs="Times New Roman"/>
+          <w:sz w:val="28"/>
+        </w:rPr>
+        <w:t xml:space="preserve"> </w:t>
       </w:r>
       <w:r>
         <w:rPr>
@@ -698,9 +743,53 @@
         <w:rPr>
           <w:rFonts w:cs="Times New Roman"/>
           <w:sz w:val="28"/>
-          <w:lang w:val="ru-RU"/>
-        </w:rPr>
-        <w:t xml:space="preserve">, но не после </w:t>
+        </w:rPr>
+        <w:t xml:space="preserve">, </w:t>
+      </w:r>
+      <w:r>
+        <w:rPr>
+          <w:rFonts w:cs="Times New Roman"/>
+          <w:sz w:val="28"/>
+          <w:lang w:val="ru-RU"/>
+        </w:rPr>
+        <w:t>но</w:t>
+      </w:r>
+      <w:r>
+        <w:rPr>
+          <w:rFonts w:cs="Times New Roman"/>
+          <w:sz w:val="28"/>
+        </w:rPr>
+        <w:t xml:space="preserve"> </w:t>
+      </w:r>
+      <w:r>
+        <w:rPr>
+          <w:rFonts w:cs="Times New Roman"/>
+          <w:sz w:val="28"/>
+          <w:lang w:val="ru-RU"/>
+        </w:rPr>
+        <w:t>не</w:t>
+      </w:r>
+      <w:r>
+        <w:rPr>
+          <w:rFonts w:cs="Times New Roman"/>
+          <w:sz w:val="28"/>
+        </w:rPr>
+        <w:t xml:space="preserve"> </w:t>
+      </w:r>
+      <w:r>
+        <w:rPr>
+          <w:rFonts w:cs="Times New Roman"/>
+          <w:sz w:val="28"/>
+          <w:lang w:val="ru-RU"/>
+        </w:rPr>
+        <w:t>после</w:t>
+      </w:r>
+      <w:r>
+        <w:rPr>
+          <w:rFonts w:cs="Times New Roman"/>
+          <w:sz w:val="28"/>
+        </w:rPr>
+        <w:t xml:space="preserve"> </w:t>
       </w:r>
       <w:r>
         <w:rPr>
@@ -713,7 +802,6 @@
         <w:rPr>
           <w:rFonts w:cs="Times New Roman"/>
           <w:sz w:val="28"/>
-          <w:lang w:val="ru-RU"/>
         </w:rPr>
         <w:t>.</w:t>
       </w:r>
@@ -775,15 +863,7 @@
           <w:sz w:val="28"/>
           <w:lang w:val="ru-RU"/>
         </w:rPr>
-        <w:t xml:space="preserve">Причина отклонения обязательна и должна содержать минимум </w:t>
-      </w:r>
-      <w:r>
-        <w:rPr>
-          <w:rFonts w:cs="Times New Roman"/>
-          <w:sz w:val="28"/>
-          <w:lang w:val="ru-RU"/>
-        </w:rPr>
-        <w:t>10 символов.</w:t>
+        <w:t>Причина отклонения обязательна и должна содержать минимум 10 символов.</w:t>
       </w:r>
     </w:p>
     <w:p>
@@ -846,15 +926,7 @@
           <w:sz w:val="28"/>
           <w:lang w:val="ru-RU"/>
         </w:rPr>
-        <w:t xml:space="preserve"> намеренно оставлены неполными. Вам нужно сформулировать действие точнее и после завершения кода проверить, что последовательность ветвлений совпадает с </w:t>
-      </w:r>
-      <w:r>
-        <w:rPr>
-          <w:rFonts w:cs="Times New Roman"/>
-          <w:sz w:val="28"/>
-          <w:lang w:val="ru-RU"/>
-        </w:rPr>
-        <w:t>реализацией. Формулировка на диаграмме должна отражать конкретную проверку или преобразование, а не общее выражение вроде «обработать данные».</w:t>
+        <w:t xml:space="preserve"> намеренно оставлены неполными. Вам нужно сформулировать действие точнее и после завершения кода проверить, что последовательность ветвлений совпадает с реализацией. Формулировка на диаграмме должна отражать конкретную проверку или преобразование, а не общее выражение вроде «обработать данные».</w:t>
       </w:r>
     </w:p>
     <w:p>
@@ -868,12 +940,11 @@
           <w:noProof/>
           <w:sz w:val="28"/>
         </w:rPr>
-        <w:lastRenderedPageBreak/>
         <w:drawing>
-          <wp:inline distT="0" distB="0" distL="0" distR="0">
-            <wp:extent cx="4937760" cy="5271131"/>
-            <wp:effectExtent l="0" t="0" r="0" b="0"/>
-            <wp:docPr id="1" name="Picture 1"/>
+          <wp:inline distT="0" distB="0" distL="0" distR="0" wp14:anchorId="2B18365E" wp14:editId="3A946640">
+            <wp:extent cx="6583680" cy="3750310"/>
+            <wp:effectExtent l="0" t="0" r="7620" b="2540"/>
+            <wp:docPr id="181629025" name="Рисунок 1"/>
             <wp:cNvGraphicFramePr>
               <a:graphicFrameLocks xmlns:a="http://schemas.openxmlformats.org/drawingml/2006/main" noChangeAspect="1"/>
             </wp:cNvGraphicFramePr>
@@ -881,7 +952,7 @@
               <a:graphicData uri="http://schemas.openxmlformats.org/drawingml/2006/picture">
                 <pic:pic xmlns:pic="http://schemas.openxmlformats.org/drawingml/2006/picture">
                   <pic:nvPicPr>
-                    <pic:cNvPr id="0" name="activity_partial.png"/>
+                    <pic:cNvPr id="181629025" name=""/>
                     <pic:cNvPicPr/>
                   </pic:nvPicPr>
                   <pic:blipFill>
@@ -893,7 +964,7 @@
                   <pic:spPr>
                     <a:xfrm>
                       <a:off x="0" y="0"/>
-                      <a:ext cx="4937760" cy="5271131"/>
+                      <a:ext cx="6583680" cy="3750310"/>
                     </a:xfrm>
                     <a:prstGeom prst="rect">
                       <a:avLst/>
@@ -952,6 +1023,7 @@
           <w:rFonts w:ascii="Times New Roman" w:eastAsia="Times New Roman" w:hAnsi="Times New Roman" w:cs="Times New Roman"/>
           <w:lang w:val="ru-RU"/>
         </w:rPr>
+        <w:lastRenderedPageBreak/>
         <w:t>6. Диаграмма классов</w:t>
       </w:r>
     </w:p>
@@ -970,15 +1042,7 @@
           <w:sz w:val="28"/>
           <w:lang w:val="ru-RU"/>
         </w:rPr>
-        <w:t>Диаграмма классов задаёт ожидаемую структуру решения. Элеме</w:t>
-      </w:r>
-      <w:r>
-        <w:rPr>
-          <w:rFonts w:cs="Times New Roman"/>
-          <w:sz w:val="28"/>
-          <w:lang w:val="ru-RU"/>
-        </w:rPr>
-        <w:t xml:space="preserve">нты с пометкой </w:t>
+        <w:t xml:space="preserve">Диаграмма классов задаёт ожидаемую структуру решения. Элементы с пометкой </w:t>
       </w:r>
       <w:r>
         <w:rPr>
@@ -993,15 +1057,7 @@
           <w:sz w:val="28"/>
           <w:lang w:val="ru-RU"/>
         </w:rPr>
-        <w:t xml:space="preserve"> необходимо довести до состояния, соответствующего итоговому коду. Если в процессе выполнения студент обоснованно изменяет состав классов или зависимостей, итоговая диаграмма должна быть обновлена. Наличие класса на рисунке, которого нет</w:t>
-      </w:r>
-      <w:r>
-        <w:rPr>
-          <w:rFonts w:cs="Times New Roman"/>
-          <w:sz w:val="28"/>
-          <w:lang w:val="ru-RU"/>
-        </w:rPr>
-        <w:t xml:space="preserve"> в проекте, и наличие существенного класса в проекте, отсутствующего на диаграмме, считается несогласованностью.</w:t>
+        <w:t xml:space="preserve"> необходимо довести до состояния, соответствующего итоговому коду. Если в процессе выполнения студент обоснованно изменяет состав классов или зависимостей, итоговая диаграмма должна быть обновлена. Наличие класса на рисунке, которого нет в проекте, и наличие существенного класса в проекте, отсутствующего на диаграмме, считается несогласованностью.</w:t>
       </w:r>
     </w:p>
     <w:p>
@@ -1015,9 +1071,8 @@
           <w:noProof/>
           <w:sz w:val="28"/>
         </w:rPr>
-        <w:lastRenderedPageBreak/>
         <w:drawing>
-          <wp:inline distT="0" distB="0" distL="0" distR="0">
+          <wp:inline distT="0" distB="0" distL="0" distR="0" wp14:anchorId="335E0DD0" wp14:editId="3A44A72D">
             <wp:extent cx="1565781" cy="4023360"/>
             <wp:effectExtent l="0" t="0" r="0" b="0"/>
             <wp:docPr id="2" name="Picture 2"/>
@@ -1154,14 +1209,7 @@
           <w:rFonts w:cs="Times New Roman"/>
           <w:sz w:val="28"/>
         </w:rPr>
-        <w:t>T</w:t>
-      </w:r>
-      <w:r>
-        <w:rPr>
-          <w:rFonts w:cs="Times New Roman"/>
-          <w:sz w:val="28"/>
-        </w:rPr>
-        <w:t>ODO</w:t>
+        <w:t>TODO</w:t>
       </w:r>
       <w:r>
         <w:rPr>
@@ -1234,15 +1282,7 @@
           <w:sz w:val="28"/>
           <w:lang w:val="ru-RU"/>
         </w:rPr>
-        <w:t>Начиная с</w:t>
-      </w:r>
-      <w:r>
-        <w:rPr>
-          <w:rFonts w:cs="Times New Roman"/>
-          <w:sz w:val="28"/>
-          <w:lang w:val="ru-RU"/>
-        </w:rPr>
-        <w:t xml:space="preserve"> данной работы, решение рассматривается как полноценное приложение. Логика не должна целиком находиться в </w:t>
+        <w:t xml:space="preserve">Начиная с данной работы, решение рассматривается как полноценное приложение. Логика не должна целиком находиться в </w:t>
       </w:r>
       <w:r>
         <w:rPr>
@@ -1257,7 +1297,16 @@
           <w:sz w:val="28"/>
           <w:lang w:val="ru-RU"/>
         </w:rPr>
-        <w:t>. Предметные данные, правила и координация сценариев должны быть распределены по соответствующим классам.</w:t>
+        <w:t xml:space="preserve">. Предметные данные, </w:t>
+      </w:r>
+      <w:r>
+        <w:rPr>
+          <w:rFonts w:cs="Times New Roman"/>
+          <w:sz w:val="28"/>
+          <w:lang w:val="ru-RU"/>
+        </w:rPr>
+        <w:lastRenderedPageBreak/>
+        <w:t>правила и координация сценариев должны быть распределены по соответствующим классам.</w:t>
       </w:r>
     </w:p>
     <w:p>
@@ -1292,15 +1341,7 @@
           <w:sz w:val="28"/>
           <w:lang w:val="ru-RU"/>
         </w:rPr>
-        <w:t>1. Удал</w:t>
-      </w:r>
-      <w:r>
-        <w:rPr>
-          <w:rFonts w:cs="Times New Roman"/>
-          <w:sz w:val="28"/>
-          <w:lang w:val="ru-RU"/>
-        </w:rPr>
-        <w:t>ить возможность произвольной установки статуса.</w:t>
+        <w:t>1. Удалить возможность произвольной установки статуса.</w:t>
       </w:r>
     </w:p>
     <w:p>
@@ -1372,16 +1413,7 @@
           <w:sz w:val="28"/>
           <w:lang w:val="ru-RU"/>
         </w:rPr>
-        <w:lastRenderedPageBreak/>
-        <w:t>5. Составить таблицу переходов с</w:t>
-      </w:r>
-      <w:r>
-        <w:rPr>
-          <w:rFonts w:cs="Times New Roman"/>
-          <w:sz w:val="28"/>
-          <w:lang w:val="ru-RU"/>
-        </w:rPr>
-        <w:t>остояний.</w:t>
+        <w:t>5. Составить таблицу переходов состояний.</w:t>
       </w:r>
     </w:p>
     <w:p>
@@ -1451,15 +1483,7 @@
           <w:sz w:val="28"/>
           <w:lang w:val="ru-RU"/>
         </w:rPr>
-        <w:t>Ниже приведён короткий фрагмент, который выглядит правдоподобно, но нарушает правило текущей работы. Необходимо объяснить проблему и пока</w:t>
-      </w:r>
-      <w:r>
-        <w:rPr>
-          <w:rFonts w:cs="Times New Roman"/>
-          <w:sz w:val="28"/>
-          <w:lang w:val="ru-RU"/>
-        </w:rPr>
-        <w:t>зать исправленный подход в своём проекте или отчёте.</w:t>
+        <w:t>Ниже приведён короткий фрагмент, который выглядит правдоподобно, но нарушает правило текущей работы. Необходимо объяснить проблему и показать исправленный подход в своём проекте или отчёте.</w:t>
       </w:r>
     </w:p>
     <w:p>
@@ -1500,7 +1524,21 @@
         <w:rPr>
           <w:rFonts w:cs="Times New Roman"/>
         </w:rPr>
-        <w:t xml:space="preserve"> status) { this.status = status; }</w:t>
+        <w:t xml:space="preserve"> status) { </w:t>
+      </w:r>
+      <w:proofErr w:type="spellStart"/>
+      <w:r>
+        <w:rPr>
+          <w:rFonts w:cs="Times New Roman"/>
+        </w:rPr>
+        <w:t>this.status</w:t>
+      </w:r>
+      <w:proofErr w:type="spellEnd"/>
+      <w:r>
+        <w:rPr>
+          <w:rFonts w:cs="Times New Roman"/>
+        </w:rPr>
+        <w:t xml:space="preserve"> = status; }</w:t>
       </w:r>
     </w:p>
     <w:p>
@@ -1527,33 +1565,18 @@
         <w:spacing w:after="20" w:line="360" w:lineRule="auto"/>
         <w:jc w:val="both"/>
         <w:rPr>
-          <w:lang w:val="ru-RU"/>
-        </w:rPr>
-      </w:pPr>
-      <w:r>
-        <w:rPr>
-          <w:rFonts w:cs="Times New Roman"/>
-          <w:sz w:val="28"/>
-          <w:lang w:val="ru-RU"/>
-        </w:rPr>
-        <w:t>__________________________________________________________________________</w:t>
-      </w:r>
-    </w:p>
-    <w:p>
-      <w:pPr>
-        <w:spacing w:after="20" w:line="360" w:lineRule="auto"/>
-        <w:jc w:val="both"/>
-        <w:rPr>
-          <w:lang w:val="ru-RU"/>
-        </w:rPr>
-      </w:pPr>
-      <w:r>
-        <w:rPr>
-          <w:rFonts w:cs="Times New Roman"/>
-          <w:sz w:val="28"/>
-          <w:lang w:val="ru-RU"/>
-        </w:rPr>
-        <w:t>__________________________________________________________________________</w:t>
+          <w:u w:val="single"/>
+          <w:lang w:val="ru-RU"/>
+        </w:rPr>
+      </w:pPr>
+      <w:r>
+        <w:rPr>
+          <w:rFonts w:cs="Times New Roman"/>
+          <w:sz w:val="28"/>
+          <w:u w:val="single"/>
+          <w:lang w:val="ru-RU"/>
+        </w:rPr>
+        <w:t>Нарушена инкапсуляция. Нельзя оставлять сеттер в публичном классе.</w:t>
       </w:r>
     </w:p>
     <w:p>
@@ -2016,15 +2039,8 @@
                 <w:color w:val="000000"/>
                 <w:sz w:val="28"/>
               </w:rPr>
-              <w:t xml:space="preserve">значение </w:t>
-            </w:r>
-            <w:r>
-              <w:rPr>
-                <w:rFonts w:cs="Times New Roman"/>
-                <w:color w:val="000000"/>
-                <w:sz w:val="28"/>
-              </w:rPr>
-              <w:t>неверного формата</w:t>
+              <w:lastRenderedPageBreak/>
+              <w:t>значение неверного формата</w:t>
             </w:r>
           </w:p>
         </w:tc>
@@ -2125,24 +2141,7 @@
           <w:sz w:val="28"/>
           <w:lang w:val="ru-RU"/>
         </w:rPr>
-        <w:t xml:space="preserve">Номер варианта вычисляется как остаток от деления двух последних цифр номера зачётной книжки на 8 плюс 1. Вариант </w:t>
-      </w:r>
-      <w:r>
-        <w:rPr>
-          <w:rFonts w:cs="Times New Roman"/>
-          <w:sz w:val="28"/>
-          <w:lang w:val="ru-RU"/>
-        </w:rPr>
-        <w:t xml:space="preserve">изменяет одно локальное правило, поэтому студент должен заранее определить место в коде, где параметр или правило </w:t>
-      </w:r>
-      <w:r>
-        <w:rPr>
-          <w:rFonts w:cs="Times New Roman"/>
-          <w:sz w:val="28"/>
-          <w:lang w:val="ru-RU"/>
-        </w:rPr>
-        <w:lastRenderedPageBreak/>
-        <w:t>должно быть сосредоточено. Размножение одного и того же порога по нескольким классам усложнит защиту.</w:t>
+        <w:t>Номер варианта вычисляется как остаток от деления двух последних цифр номера зачётной книжки на 8 плюс 1. Вариант изменяет одно локальное правило, поэтому студент должен заранее определить место в коде, где параметр или правило должно быть сосредоточено. Размножение одного и того же порога по нескольким классам усложнит защиту.</w:t>
       </w:r>
     </w:p>
     <w:tbl>
@@ -2270,15 +2269,7 @@
                 <w:color w:val="000000"/>
                 <w:sz w:val="28"/>
               </w:rPr>
-              <w:t>ми</w:t>
-            </w:r>
-            <w:r>
-              <w:rPr>
-                <w:rFonts w:cs="Times New Roman"/>
-                <w:color w:val="000000"/>
-                <w:sz w:val="28"/>
-              </w:rPr>
-              <w:t>нимальная длина причины</w:t>
+              <w:t>минимальная длина причины</w:t>
             </w:r>
           </w:p>
         </w:tc>
@@ -2584,16 +2575,7 @@
                 <w:sz w:val="28"/>
                 <w:lang w:val="ru-RU"/>
               </w:rPr>
-              <w:t>значение или модификатор 30  точное при</w:t>
-            </w:r>
-            <w:r>
-              <w:rPr>
-                <w:rFonts w:cs="Times New Roman"/>
-                <w:color w:val="000000"/>
-                <w:sz w:val="28"/>
-                <w:lang w:val="ru-RU"/>
-              </w:rPr>
-              <w:t>менение определяется текстом текущего правила</w:t>
+              <w:t>значение или модификатор 30  точное применение определяется текстом текущего правила</w:t>
             </w:r>
           </w:p>
         </w:tc>
@@ -2619,6 +2601,7 @@
                 <w:color w:val="000000"/>
                 <w:sz w:val="28"/>
               </w:rPr>
+              <w:lastRenderedPageBreak/>
               <w:t>6</w:t>
             </w:r>
           </w:p>
@@ -2734,26 +2717,7 @@
                 <w:sz w:val="28"/>
                 <w:lang w:val="ru-RU"/>
               </w:rPr>
-              <w:t xml:space="preserve">значение или модификатор 40  точное </w:t>
-            </w:r>
-            <w:r>
-              <w:rPr>
-                <w:rFonts w:cs="Times New Roman"/>
-                <w:color w:val="000000"/>
-                <w:sz w:val="28"/>
-                <w:lang w:val="ru-RU"/>
-              </w:rPr>
-              <w:lastRenderedPageBreak/>
-              <w:t xml:space="preserve">применение </w:t>
-            </w:r>
-            <w:r>
-              <w:rPr>
-                <w:rFonts w:cs="Times New Roman"/>
-                <w:color w:val="000000"/>
-                <w:sz w:val="28"/>
-                <w:lang w:val="ru-RU"/>
-              </w:rPr>
-              <w:t>определяется текстом текущего правила</w:t>
+              <w:t>значение или модификатор 40  точное применение определяется текстом текущего правила</w:t>
             </w:r>
           </w:p>
         </w:tc>
@@ -2779,7 +2743,6 @@
                 <w:color w:val="000000"/>
                 <w:sz w:val="28"/>
               </w:rPr>
-              <w:lastRenderedPageBreak/>
               <w:t>8</w:t>
             </w:r>
           </w:p>
@@ -2863,17 +2826,18 @@
         <w:rPr>
           <w:rFonts w:cs="Times New Roman"/>
           <w:sz w:val="28"/>
-          <w:lang w:val="ru-RU"/>
-        </w:rPr>
-        <w:t>__________________________________________</w:t>
-      </w:r>
-      <w:r>
-        <w:rPr>
-          <w:rFonts w:cs="Times New Roman"/>
-          <w:sz w:val="28"/>
-          <w:lang w:val="ru-RU"/>
-        </w:rPr>
-        <w:t>________________________________</w:t>
+          <w:u w:val="single"/>
+          <w:lang w:val="ru-RU"/>
+        </w:rPr>
+        <w:t>1</w:t>
+      </w:r>
+      <w:r>
+        <w:rPr>
+          <w:rFonts w:cs="Times New Roman"/>
+          <w:sz w:val="28"/>
+          <w:lang w:val="ru-RU"/>
+        </w:rPr>
+        <w:t>_________________________________________________________________________</w:t>
       </w:r>
     </w:p>
     <w:p>
@@ -2917,24 +2881,37 @@
         <w:spacing w:after="20" w:line="360" w:lineRule="auto"/>
         <w:jc w:val="both"/>
         <w:rPr>
-          <w:lang w:val="ru-RU"/>
-        </w:rPr>
-      </w:pPr>
-      <w:r>
-        <w:rPr>
-          <w:rFonts w:cs="Times New Roman"/>
-          <w:sz w:val="28"/>
-          <w:lang w:val="ru-RU"/>
-        </w:rPr>
-        <w:t>_______________________________________________________________________</w:t>
-      </w:r>
-      <w:r>
-        <w:rPr>
-          <w:rFonts w:cs="Times New Roman"/>
-          <w:sz w:val="28"/>
-          <w:lang w:val="ru-RU"/>
-        </w:rPr>
-        <w:t>___</w:t>
+          <w:u w:val="single"/>
+          <w:lang w:val="ru-RU"/>
+        </w:rPr>
+      </w:pPr>
+      <w:r>
+        <w:rPr>
+          <w:rFonts w:cs="Times New Roman"/>
+          <w:sz w:val="28"/>
+          <w:u w:val="single"/>
+          <w:lang w:val="ru-RU"/>
+        </w:rPr>
+        <w:t xml:space="preserve">Проверка дат в начале класса  </w:t>
+      </w:r>
+      <w:proofErr w:type="spellStart"/>
+      <w:r>
+        <w:rPr>
+          <w:rFonts w:cs="Times New Roman"/>
+          <w:sz w:val="28"/>
+          <w:u w:val="single"/>
+        </w:rPr>
+        <w:t>BuisnessTrip</w:t>
+      </w:r>
+      <w:proofErr w:type="spellEnd"/>
+      <w:r>
+        <w:rPr>
+          <w:rFonts w:cs="Times New Roman"/>
+          <w:sz w:val="28"/>
+          <w:u w:val="single"/>
+          <w:lang w:val="ru-RU"/>
+        </w:rPr>
+        <w:t>.</w:t>
       </w:r>
     </w:p>
     <w:p>
@@ -2961,16 +2938,37 @@
         <w:spacing w:after="20" w:line="360" w:lineRule="auto"/>
         <w:jc w:val="both"/>
         <w:rPr>
-          <w:lang w:val="ru-RU"/>
-        </w:rPr>
-      </w:pPr>
-      <w:r>
-        <w:rPr>
-          <w:rFonts w:cs="Times New Roman"/>
-          <w:sz w:val="28"/>
-          <w:lang w:val="ru-RU"/>
-        </w:rPr>
-        <w:t>__________________________________________________________________________</w:t>
+          <w:u w:val="single"/>
+          <w:lang w:val="ru-RU"/>
+        </w:rPr>
+      </w:pPr>
+      <w:r>
+        <w:rPr>
+          <w:rFonts w:cs="Times New Roman"/>
+          <w:sz w:val="28"/>
+          <w:u w:val="single"/>
+          <w:lang w:val="ru-RU"/>
+        </w:rPr>
+        <w:t xml:space="preserve">Класс </w:t>
+      </w:r>
+      <w:proofErr w:type="spellStart"/>
+      <w:r>
+        <w:rPr>
+          <w:rFonts w:cs="Times New Roman"/>
+          <w:sz w:val="28"/>
+          <w:u w:val="single"/>
+        </w:rPr>
+        <w:t>BuisnessTrip</w:t>
+      </w:r>
+      <w:proofErr w:type="spellEnd"/>
+      <w:r>
+        <w:rPr>
+          <w:rFonts w:cs="Times New Roman"/>
+          <w:sz w:val="28"/>
+          <w:u w:val="single"/>
+          <w:lang w:val="ru-RU"/>
+        </w:rPr>
+        <w:t>, потому что в нём содержаться все необходимые проверки бизнес-логики.</w:t>
       </w:r>
     </w:p>
     <w:p>
@@ -3014,16 +3012,18 @@
         <w:spacing w:after="20" w:line="360" w:lineRule="auto"/>
         <w:jc w:val="both"/>
         <w:rPr>
-          <w:lang w:val="ru-RU"/>
-        </w:rPr>
-      </w:pPr>
-      <w:r>
-        <w:rPr>
-          <w:rFonts w:cs="Times New Roman"/>
-          <w:sz w:val="28"/>
-          <w:lang w:val="ru-RU"/>
-        </w:rPr>
-        <w:t>__________________________________________________________________________</w:t>
+          <w:u w:val="single"/>
+          <w:lang w:val="ru-RU"/>
+        </w:rPr>
+      </w:pPr>
+      <w:r>
+        <w:rPr>
+          <w:rFonts w:cs="Times New Roman"/>
+          <w:sz w:val="28"/>
+          <w:u w:val="single"/>
+          <w:lang w:val="ru-RU"/>
+        </w:rPr>
+        <w:t>Участок с проверкой на соответствие типов данных показывает логику работы кода на начальном этапе.</w:t>
       </w:r>
     </w:p>
     <w:p>
@@ -3049,13 +3049,19 @@
       <w:pPr>
         <w:spacing w:after="20" w:line="360" w:lineRule="auto"/>
         <w:jc w:val="both"/>
-      </w:pPr>
-      <w:r>
-        <w:rPr>
-          <w:rFonts w:cs="Times New Roman"/>
-          <w:sz w:val="28"/>
-        </w:rPr>
-        <w:t>__________________________________________________________________________</w:t>
+        <w:rPr>
+          <w:u w:val="single"/>
+          <w:lang w:val="ru-RU"/>
+        </w:rPr>
+      </w:pPr>
+      <w:r>
+        <w:rPr>
+          <w:rFonts w:cs="Times New Roman"/>
+          <w:sz w:val="28"/>
+          <w:u w:val="single"/>
+          <w:lang w:val="ru-RU"/>
+        </w:rPr>
+        <w:t>Любое, ибо вся логика находиться в одном классе.</w:t>
       </w:r>
     </w:p>
     <w:p>
@@ -3063,18 +3069,17 @@
         <w:pStyle w:val="1"/>
         <w:spacing w:before="0" w:line="360" w:lineRule="auto"/>
         <w:jc w:val="both"/>
+        <w:rPr>
+          <w:lang w:val="ru-RU"/>
+        </w:rPr>
       </w:pPr>
       <w:r>
         <w:rPr>
           <w:rFonts w:ascii="Times New Roman" w:eastAsia="Times New Roman" w:hAnsi="Times New Roman" w:cs="Times New Roman"/>
-        </w:rPr>
-        <w:t xml:space="preserve">13. Что </w:t>
-      </w:r>
-      <w:r>
-        <w:rPr>
-          <w:rFonts w:ascii="Times New Roman" w:eastAsia="Times New Roman" w:hAnsi="Times New Roman" w:cs="Times New Roman"/>
-        </w:rPr>
-        <w:t>необходимо сдать</w:t>
+          <w:lang w:val="ru-RU"/>
+        </w:rPr>
+        <w:lastRenderedPageBreak/>
+        <w:t>13. Что необходимо сдать</w:t>
       </w:r>
     </w:p>
     <w:p>
@@ -3205,14 +3210,7 @@
           <w:rFonts w:cs="Times New Roman"/>
           <w:sz w:val="28"/>
         </w:rPr>
-        <w:t>резуль</w:t>
-      </w:r>
-      <w:r>
-        <w:rPr>
-          <w:rFonts w:cs="Times New Roman"/>
-          <w:sz w:val="28"/>
-        </w:rPr>
-        <w:t>таты минимум пяти граничных проверок</w:t>
+        <w:t>результаты минимум пяти граничных проверок</w:t>
       </w:r>
     </w:p>
     <w:p>
@@ -3231,7 +3229,6 @@
           <w:sz w:val="28"/>
           <w:lang w:val="ru-RU"/>
         </w:rPr>
-        <w:lastRenderedPageBreak/>
         <w:t xml:space="preserve">краткий файл </w:t>
       </w:r>
       <w:r>
@@ -3312,23 +3309,7 @@
           <w:sz w:val="28"/>
           <w:lang w:val="ru-RU"/>
         </w:rPr>
-        <w:t>-диагр</w:t>
-      </w:r>
-      <w:r>
-        <w:rPr>
-          <w:rFonts w:cs="Times New Roman"/>
-          <w:sz w:val="28"/>
-          <w:lang w:val="ru-RU"/>
-        </w:rPr>
-        <w:t>амме, показывает соответствующий класс на диаграмме классов и вносит одно небольшое изменение правила. Изменение подбирается так, чтобы занимать несколько минут у студента, который понимает собственный проект, и требовало заметного переписывания у студента</w:t>
-      </w:r>
-      <w:r>
-        <w:rPr>
-          <w:rFonts w:cs="Times New Roman"/>
-          <w:sz w:val="28"/>
-          <w:lang w:val="ru-RU"/>
-        </w:rPr>
-        <w:t>, который просто получил готовый код.</w:t>
+        <w:t>-диаграмме, показывает соответствующий класс на диаграмме классов и вносит одно небольшое изменение правила. Изменение подбирается так, чтобы занимать несколько минут у студента, который понимает собственный проект, и требовало заметного переписывания у студента, который просто получил готовый код.</w:t>
       </w:r>
     </w:p>
     <w:p>
@@ -3450,15 +3431,7 @@
           <w:sz w:val="28"/>
           <w:lang w:val="ru-RU"/>
         </w:rPr>
-        <w:t xml:space="preserve">внести локальное изменение требования без полного </w:t>
-      </w:r>
-      <w:r>
-        <w:rPr>
-          <w:rFonts w:cs="Times New Roman"/>
-          <w:sz w:val="28"/>
-          <w:lang w:val="ru-RU"/>
-        </w:rPr>
-        <w:t>переписывания программы</w:t>
+        <w:t>внести локальное изменение требования без полного переписывания программы</w:t>
       </w:r>
     </w:p>
     <w:p>
@@ -3771,7 +3744,17 @@
                 <w:sz w:val="28"/>
                 <w:lang w:val="ru-RU"/>
               </w:rPr>
-              <w:t>ответственность не сосредоточена в одном методе</w:t>
+              <w:t xml:space="preserve">ответственность не </w:t>
+            </w:r>
+            <w:r>
+              <w:rPr>
+                <w:rFonts w:cs="Times New Roman"/>
+                <w:color w:val="000000"/>
+                <w:sz w:val="28"/>
+                <w:lang w:val="ru-RU"/>
+              </w:rPr>
+              <w:lastRenderedPageBreak/>
+              <w:t>сосредоточена в одном методе</w:t>
             </w:r>
           </w:p>
         </w:tc>
@@ -3797,6 +3780,7 @@
                 <w:color w:val="000000"/>
                 <w:sz w:val="28"/>
               </w:rPr>
+              <w:lastRenderedPageBreak/>
               <w:t>Диаграммы</w:t>
             </w:r>
             <w:proofErr w:type="spellEnd"/>
@@ -3931,7 +3915,6 @@
                 <w:color w:val="000000"/>
                 <w:sz w:val="28"/>
               </w:rPr>
-              <w:lastRenderedPageBreak/>
               <w:t>Собственные объяснения и защита</w:t>
             </w:r>
           </w:p>
@@ -3976,16 +3959,7 @@
                 <w:sz w:val="28"/>
                 <w:lang w:val="ru-RU"/>
               </w:rPr>
-              <w:t xml:space="preserve">студент </w:t>
-            </w:r>
-            <w:r>
-              <w:rPr>
-                <w:rFonts w:cs="Times New Roman"/>
-                <w:color w:val="000000"/>
-                <w:sz w:val="28"/>
-                <w:lang w:val="ru-RU"/>
-              </w:rPr>
-              <w:t>объясняет и локально изменяет решение</w:t>
+              <w:t>студент объясняет и локально изменяет решение</w:t>
             </w:r>
           </w:p>
         </w:tc>
@@ -4038,15 +4012,7 @@
           <w:sz w:val="28"/>
           <w:lang w:val="ru-RU"/>
         </w:rPr>
-        <w:t xml:space="preserve"> </w:t>
-      </w:r>
-      <w:r>
-        <w:rPr>
-          <w:rFonts w:cs="Times New Roman"/>
-          <w:sz w:val="28"/>
-          <w:lang w:val="ru-RU"/>
-        </w:rPr>
-        <w:t>допустимо только как дополнение.</w:t>
+        <w:t xml:space="preserve"> допустимо только как дополнение.</w:t>
       </w:r>
     </w:p>
     <w:p>
@@ -4137,7 +4103,7 @@
 </file>
 
 <file path=word/endnotes.xml><?xml version="1.0" encoding="utf-8"?>
-<w:endnotes xmlns:wpc="http://schemas.microsoft.com/office/word/2010/wordprocessingCanvas" xmlns:cx="http://schemas.microsoft.com/office/drawing/2014/chartex" xmlns:cx1="http://schemas.microsoft.com/office/drawing/2015/9/8/chartex" xmlns:cx2="http://schemas.microsoft.com/office/drawing/2015/10/21/chartex" xmlns:cx3="http://schemas.microsoft.com/office/drawing/2016/5/9/chartex" xmlns:cx4="http://schemas.microsoft.com/office/drawing/2016/5/10/chartex" xmlns:cx5="http://schemas.microsoft.com/office/drawing/2016/5/11/chartex" xmlns:cx6="http://schemas.microsoft.com/office/drawing/2016/5/12/chartex" xmlns:cx7="http://schemas.microsoft.com/office/drawing/2016/5/13/chartex" xmlns:cx8="http://schemas.microsoft.com/office/drawing/2016/5/14/chartex" xmlns:mc="http://schemas.openxmlformats.org/markup-compatibility/2006" xmlns:aink="http://schemas.microsoft.com/office/drawing/2016/ink" xmlns:am3d="http://schemas.microsoft.com/office/drawing/2017/model3d" xmlns:o="urn:schemas-microsoft-com:office:office" xmlns:r="http://schemas.openxmlformats.org/officeDocument/2006/relationships" xmlns:m="http://schemas.openxmlformats.org/officeDocument/2006/math" xmlns:v="urn:schemas-microsoft-com:vml" xmlns:wp14="http://schemas.microsoft.com/office/word/2010/wordprocessingDrawing" xmlns:wp="http://schemas.openxmlformats.org/drawingml/2006/wordprocessingDrawing" xmlns:w10="urn:schemas-microsoft-com:office:word" xmlns:w="http://schemas.openxmlformats.org/wordprocessingml/2006/main" xmlns:w14="http://schemas.microsoft.com/office/word/2010/wordml" xmlns:w15="http://schemas.microsoft.com/office/word/2012/wordml" xmlns:w16cex="http://schemas.microsoft.com/office/word/2018/wordml/cex" xmlns:w16cid="http://schemas.microsoft.com/office/word/2016/wordml/cid" xmlns:w16="http://schemas.microsoft.com/office/word/2018/wordml" xmlns:w16se="http://schemas.microsoft.com/office/word/2015/wordml/symex" xmlns:wpg="http://schemas.microsoft.com/office/word/2010/wordprocessingGroup" xmlns:wpi="http://schemas.microsoft.com/office/word/2010/wordprocessingInk" xmlns:wne="http://schemas.microsoft.com/office/word/2006/wordml" xmlns:wps="http://schemas.microsoft.com/office/word/2010/wordprocessingShape" mc:Ignorable="w14 w15 w16se w16cid w16 w16cex wp14">
+<w:endnotes xmlns:wpc="http://schemas.microsoft.com/office/word/2010/wordprocessingCanvas" xmlns:cx="http://schemas.microsoft.com/office/drawing/2014/chartex" xmlns:cx1="http://schemas.microsoft.com/office/drawing/2015/9/8/chartex" xmlns:cx2="http://schemas.microsoft.com/office/drawing/2015/10/21/chartex" xmlns:cx3="http://schemas.microsoft.com/office/drawing/2016/5/9/chartex" xmlns:cx4="http://schemas.microsoft.com/office/drawing/2016/5/10/chartex" xmlns:cx5="http://schemas.microsoft.com/office/drawing/2016/5/11/chartex" xmlns:cx6="http://schemas.microsoft.com/office/drawing/2016/5/12/chartex" xmlns:cx7="http://schemas.microsoft.com/office/drawing/2016/5/13/chartex" xmlns:cx8="http://schemas.microsoft.com/office/drawing/2016/5/14/chartex" xmlns:mc="http://schemas.openxmlformats.org/markup-compatibility/2006" xmlns:aink="http://schemas.microsoft.com/office/drawing/2016/ink" xmlns:am3d="http://schemas.microsoft.com/office/drawing/2017/model3d" xmlns:o="urn:schemas-microsoft-com:office:office" xmlns:oel="http://schemas.microsoft.com/office/2019/extlst" xmlns:r="http://schemas.openxmlformats.org/officeDocument/2006/relationships" xmlns:m="http://schemas.openxmlformats.org/officeDocument/2006/math" xmlns:v="urn:schemas-microsoft-com:vml" xmlns:wp14="http://schemas.microsoft.com/office/word/2010/wordprocessingDrawing" xmlns:wp="http://schemas.openxmlformats.org/drawingml/2006/wordprocessingDrawing" xmlns:w10="urn:schemas-microsoft-com:office:word" xmlns:w="http://schemas.openxmlformats.org/wordprocessingml/2006/main" xmlns:w14="http://schemas.microsoft.com/office/word/2010/wordml" xmlns:w15="http://schemas.microsoft.com/office/word/2012/wordml" xmlns:w16cex="http://schemas.microsoft.com/office/word/2018/wordml/cex" xmlns:w16cid="http://schemas.microsoft.com/office/word/2016/wordml/cid" xmlns:w16="http://schemas.microsoft.com/office/word/2018/wordml" xmlns:w16du="http://schemas.microsoft.com/office/word/2023/wordml/word16du" xmlns:w16sdtdh="http://schemas.microsoft.com/office/word/2020/wordml/sdtdatahash" xmlns:w16sdtfl="http://schemas.microsoft.com/office/word/2024/wordml/sdtformatlock" xmlns:w16se="http://schemas.microsoft.com/office/word/2015/wordml/symex" xmlns:wpg="http://schemas.microsoft.com/office/word/2010/wordprocessingGroup" xmlns:wpi="http://schemas.microsoft.com/office/word/2010/wordprocessingInk" xmlns:wne="http://schemas.microsoft.com/office/word/2006/wordml" xmlns:wps="http://schemas.microsoft.com/office/word/2010/wordprocessingShape" mc:Ignorable="w14 w15 w16se w16cid w16 w16cex w16sdtdh w16sdtfl w16du wp14">
   <w:endnote w:type="separator" w:id="-1">
     <w:p>
       <w:pPr>
@@ -4162,7 +4128,7 @@
 </file>
 
 <file path=word/footnotes.xml><?xml version="1.0" encoding="utf-8"?>
-<w:footnotes xmlns:wpc="http://schemas.microsoft.com/office/word/2010/wordprocessingCanvas" xmlns:cx="http://schemas.microsoft.com/office/drawing/2014/chartex" xmlns:cx1="http://schemas.microsoft.com/office/drawing/2015/9/8/chartex" xmlns:cx2="http://schemas.microsoft.com/office/drawing/2015/10/21/chartex" xmlns:cx3="http://schemas.microsoft.com/office/drawing/2016/5/9/chartex" xmlns:cx4="http://schemas.microsoft.com/office/drawing/2016/5/10/chartex" xmlns:cx5="http://schemas.microsoft.com/office/drawing/2016/5/11/chartex" xmlns:cx6="http://schemas.microsoft.com/office/drawing/2016/5/12/chartex" xmlns:cx7="http://schemas.microsoft.com/office/drawing/2016/5/13/chartex" xmlns:cx8="http://schemas.microsoft.com/office/drawing/2016/5/14/chartex" xmlns:mc="http://schemas.openxmlformats.org/markup-compatibility/2006" xmlns:aink="http://schemas.microsoft.com/office/drawing/2016/ink" xmlns:am3d="http://schemas.microsoft.com/office/drawing/2017/model3d" xmlns:o="urn:schemas-microsoft-com:office:office" xmlns:r="http://schemas.openxmlformats.org/officeDocument/2006/relationships" xmlns:m="http://schemas.openxmlformats.org/officeDocument/2006/math" xmlns:v="urn:schemas-microsoft-com:vml" xmlns:wp14="http://schemas.microsoft.com/office/word/2010/wordprocessingDrawing" xmlns:wp="http://schemas.openxmlformats.org/drawingml/2006/wordprocessingDrawing" xmlns:w10="urn:schemas-microsoft-com:office:word" xmlns:w="http://schemas.openxmlformats.org/wordprocessingml/2006/main" xmlns:w14="http://schemas.microsoft.com/office/word/2010/wordml" xmlns:w15="http://schemas.microsoft.com/office/word/2012/wordml" xmlns:w16cex="http://schemas.microsoft.com/office/word/2018/wordml/cex" xmlns:w16cid="http://schemas.microsoft.com/office/word/2016/wordml/cid" xmlns:w16="http://schemas.microsoft.com/office/word/2018/wordml" xmlns:w16se="http://schemas.microsoft.com/office/word/2015/wordml/symex" xmlns:wpg="http://schemas.microsoft.com/office/word/2010/wordprocessingGroup" xmlns:wpi="http://schemas.microsoft.com/office/word/2010/wordprocessingInk" xmlns:wne="http://schemas.microsoft.com/office/word/2006/wordml" xmlns:wps="http://schemas.microsoft.com/office/word/2010/wordprocessingShape" mc:Ignorable="w14 w15 w16se w16cid w16 w16cex wp14">
+<w:footnotes xmlns:wpc="http://schemas.microsoft.com/office/word/2010/wordprocessingCanvas" xmlns:cx="http://schemas.microsoft.com/office/drawing/2014/chartex" xmlns:cx1="http://schemas.microsoft.com/office/drawing/2015/9/8/chartex" xmlns:cx2="http://schemas.microsoft.com/office/drawing/2015/10/21/chartex" xmlns:cx3="http://schemas.microsoft.com/office/drawing/2016/5/9/chartex" xmlns:cx4="http://schemas.microsoft.com/office/drawing/2016/5/10/chartex" xmlns:cx5="http://schemas.microsoft.com/office/drawing/2016/5/11/chartex" xmlns:cx6="http://schemas.microsoft.com/office/drawing/2016/5/12/chartex" xmlns:cx7="http://schemas.microsoft.com/office/drawing/2016/5/13/chartex" xmlns:cx8="http://schemas.microsoft.com/office/drawing/2016/5/14/chartex" xmlns:mc="http://schemas.openxmlformats.org/markup-compatibility/2006" xmlns:aink="http://schemas.microsoft.com/office/drawing/2016/ink" xmlns:am3d="http://schemas.microsoft.com/office/drawing/2017/model3d" xmlns:o="urn:schemas-microsoft-com:office:office" xmlns:oel="http://schemas.microsoft.com/office/2019/extlst" xmlns:r="http://schemas.openxmlformats.org/officeDocument/2006/relationships" xmlns:m="http://schemas.openxmlformats.org/officeDocument/2006/math" xmlns:v="urn:schemas-microsoft-com:vml" xmlns:wp14="http://schemas.microsoft.com/office/word/2010/wordprocessingDrawing" xmlns:wp="http://schemas.openxmlformats.org/drawingml/2006/wordprocessingDrawing" xmlns:w10="urn:schemas-microsoft-com:office:word" xmlns:w="http://schemas.openxmlformats.org/wordprocessingml/2006/main" xmlns:w14="http://schemas.microsoft.com/office/word/2010/wordml" xmlns:w15="http://schemas.microsoft.com/office/word/2012/wordml" xmlns:w16cex="http://schemas.microsoft.com/office/word/2018/wordml/cex" xmlns:w16cid="http://schemas.microsoft.com/office/word/2016/wordml/cid" xmlns:w16="http://schemas.microsoft.com/office/word/2018/wordml" xmlns:w16du="http://schemas.microsoft.com/office/word/2023/wordml/word16du" xmlns:w16sdtdh="http://schemas.microsoft.com/office/word/2020/wordml/sdtdatahash" xmlns:w16sdtfl="http://schemas.microsoft.com/office/word/2024/wordml/sdtformatlock" xmlns:w16se="http://schemas.microsoft.com/office/word/2015/wordml/symex" xmlns:wpg="http://schemas.microsoft.com/office/word/2010/wordprocessingGroup" xmlns:wpi="http://schemas.microsoft.com/office/word/2010/wordprocessingInk" xmlns:wne="http://schemas.microsoft.com/office/word/2006/wordml" xmlns:wps="http://schemas.microsoft.com/office/word/2010/wordprocessingShape" mc:Ignorable="w14 w15 w16se w16cid w16 w16cex w16sdtdh w16sdtfl w16du wp14">
   <w:footnote w:type="separator" w:id="-1">
     <w:p>
       <w:pPr>
@@ -4187,7 +4153,7 @@
 </file>
 
 <file path=word/numbering.xml><?xml version="1.0" encoding="utf-8"?>
-<w:numbering xmlns:wpc="http://schemas.microsoft.com/office/word/2010/wordprocessingCanvas" xmlns:cx="http://schemas.microsoft.com/office/drawing/2014/chartex" xmlns:cx1="http://schemas.microsoft.com/office/drawing/2015/9/8/chartex" xmlns:cx2="http://schemas.microsoft.com/office/drawing/2015/10/21/chartex" xmlns:cx3="http://schemas.microsoft.com/office/drawing/2016/5/9/chartex" xmlns:cx4="http://schemas.microsoft.com/office/drawing/2016/5/10/chartex" xmlns:cx5="http://schemas.microsoft.com/office/drawing/2016/5/11/chartex" xmlns:cx6="http://schemas.microsoft.com/office/drawing/2016/5/12/chartex" xmlns:cx7="http://schemas.microsoft.com/office/drawing/2016/5/13/chartex" xmlns:cx8="http://schemas.microsoft.com/office/drawing/2016/5/14/chartex" xmlns:mc="http://schemas.openxmlformats.org/markup-compatibility/2006" xmlns:aink="http://schemas.microsoft.com/office/drawing/2016/ink" xmlns:am3d="http://schemas.microsoft.com/office/drawing/2017/model3d" xmlns:o="urn:schemas-microsoft-com:office:office" xmlns:r="http://schemas.openxmlformats.org/officeDocument/2006/relationships" xmlns:m="http://schemas.openxmlformats.org/officeDocument/2006/math" xmlns:v="urn:schemas-microsoft-com:vml" xmlns:wp14="http://schemas.microsoft.com/office/word/2010/wordprocessingDrawing" xmlns:wp="http://schemas.openxmlformats.org/drawingml/2006/wordprocessingDrawing" xmlns:w10="urn:schemas-microsoft-com:office:word" xmlns:w="http://schemas.openxmlformats.org/wordprocessingml/2006/main" xmlns:w14="http://schemas.microsoft.com/office/word/2010/wordml" xmlns:w15="http://schemas.microsoft.com/office/word/2012/wordml" xmlns:w16cex="http://schemas.microsoft.com/office/word/2018/wordml/cex" xmlns:w16cid="http://schemas.microsoft.com/office/word/2016/wordml/cid" xmlns:w16="http://schemas.microsoft.com/office/word/2018/wordml" xmlns:w16se="http://schemas.microsoft.com/office/word/2015/wordml/symex" xmlns:wpg="http://schemas.microsoft.com/office/word/2010/wordprocessingGroup" xmlns:wpi="http://schemas.microsoft.com/office/word/2010/wordprocessingInk" xmlns:wne="http://schemas.microsoft.com/office/word/2006/wordml" xmlns:wps="http://schemas.microsoft.com/office/word/2010/wordprocessingShape" mc:Ignorable="w14 w15 w16se w16cid w16 w16cex wp14">
+<w:numbering xmlns:wpc="http://schemas.microsoft.com/office/word/2010/wordprocessingCanvas" xmlns:cx="http://schemas.microsoft.com/office/drawing/2014/chartex" xmlns:cx1="http://schemas.microsoft.com/office/drawing/2015/9/8/chartex" xmlns:cx2="http://schemas.microsoft.com/office/drawing/2015/10/21/chartex" xmlns:cx3="http://schemas.microsoft.com/office/drawing/2016/5/9/chartex" xmlns:cx4="http://schemas.microsoft.com/office/drawing/2016/5/10/chartex" xmlns:cx5="http://schemas.microsoft.com/office/drawing/2016/5/11/chartex" xmlns:cx6="http://schemas.microsoft.com/office/drawing/2016/5/12/chartex" xmlns:cx7="http://schemas.microsoft.com/office/drawing/2016/5/13/chartex" xmlns:cx8="http://schemas.microsoft.com/office/drawing/2016/5/14/chartex" xmlns:mc="http://schemas.openxmlformats.org/markup-compatibility/2006" xmlns:aink="http://schemas.microsoft.com/office/drawing/2016/ink" xmlns:am3d="http://schemas.microsoft.com/office/drawing/2017/model3d" xmlns:o="urn:schemas-microsoft-com:office:office" xmlns:oel="http://schemas.microsoft.com/office/2019/extlst" xmlns:r="http://schemas.openxmlformats.org/officeDocument/2006/relationships" xmlns:m="http://schemas.openxmlformats.org/officeDocument/2006/math" xmlns:v="urn:schemas-microsoft-com:vml" xmlns:wp14="http://schemas.microsoft.com/office/word/2010/wordprocessingDrawing" xmlns:wp="http://schemas.openxmlformats.org/drawingml/2006/wordprocessingDrawing" xmlns:w10="urn:schemas-microsoft-com:office:word" xmlns:w="http://schemas.openxmlformats.org/wordprocessingml/2006/main" xmlns:w14="http://schemas.microsoft.com/office/word/2010/wordml" xmlns:w15="http://schemas.microsoft.com/office/word/2012/wordml" xmlns:w16cex="http://schemas.microsoft.com/office/word/2018/wordml/cex" xmlns:w16cid="http://schemas.microsoft.com/office/word/2016/wordml/cid" xmlns:w16="http://schemas.microsoft.com/office/word/2018/wordml" xmlns:w16du="http://schemas.microsoft.com/office/word/2023/wordml/word16du" xmlns:w16sdtdh="http://schemas.microsoft.com/office/word/2020/wordml/sdtdatahash" xmlns:w16sdtfl="http://schemas.microsoft.com/office/word/2024/wordml/sdtformatlock" xmlns:w16se="http://schemas.microsoft.com/office/word/2015/wordml/symex" xmlns:wpg="http://schemas.microsoft.com/office/word/2010/wordprocessingGroup" xmlns:wpi="http://schemas.microsoft.com/office/word/2010/wordprocessingInk" xmlns:wne="http://schemas.microsoft.com/office/word/2006/wordml" xmlns:wps="http://schemas.microsoft.com/office/word/2010/wordprocessingShape" mc:Ignorable="w14 w15 w16se w16cid w16 w16cex w16sdtdh w16sdtfl w16du wp14">
   <w:abstractNum w:abstractNumId="0" w15:restartNumberingAfterBreak="0">
     <w:nsid w:val="FFFFFF7C"/>
     <w:multiLevelType w:val="singleLevel"/>
@@ -4359,38 +4325,38 @@
       </w:rPr>
     </w:lvl>
   </w:abstractNum>
-  <w:num w:numId="1">
+  <w:num w:numId="1" w16cid:durableId="2105876115">
     <w:abstractNumId w:val="8"/>
   </w:num>
-  <w:num w:numId="2">
+  <w:num w:numId="2" w16cid:durableId="1665009461">
     <w:abstractNumId w:val="6"/>
   </w:num>
-  <w:num w:numId="3">
+  <w:num w:numId="3" w16cid:durableId="1701203195">
     <w:abstractNumId w:val="5"/>
   </w:num>
-  <w:num w:numId="4">
+  <w:num w:numId="4" w16cid:durableId="112674948">
     <w:abstractNumId w:val="4"/>
   </w:num>
-  <w:num w:numId="5">
+  <w:num w:numId="5" w16cid:durableId="1072460118">
     <w:abstractNumId w:val="7"/>
   </w:num>
-  <w:num w:numId="6">
+  <w:num w:numId="6" w16cid:durableId="1465192479">
     <w:abstractNumId w:val="3"/>
   </w:num>
-  <w:num w:numId="7">
+  <w:num w:numId="7" w16cid:durableId="911934137">
     <w:abstractNumId w:val="2"/>
   </w:num>
-  <w:num w:numId="8">
+  <w:num w:numId="8" w16cid:durableId="203912298">
     <w:abstractNumId w:val="1"/>
   </w:num>
-  <w:num w:numId="9">
+  <w:num w:numId="9" w16cid:durableId="298189693">
     <w:abstractNumId w:val="0"/>
   </w:num>
 </w:numbering>
 </file>
 
 <file path=word/styles.xml><?xml version="1.0" encoding="utf-8"?>
-<w:styles xmlns:mc="http://schemas.openxmlformats.org/markup-compatibility/2006" xmlns:r="http://schemas.openxmlformats.org/officeDocument/2006/relationships" xmlns:w="http://schemas.openxmlformats.org/wordprocessingml/2006/main" xmlns:w14="http://schemas.microsoft.com/office/word/2010/wordml" xmlns:w15="http://schemas.microsoft.com/office/word/2012/wordml" xmlns:w16cex="http://schemas.microsoft.com/office/word/2018/wordml/cex" xmlns:w16cid="http://schemas.microsoft.com/office/word/2016/wordml/cid" xmlns:w16="http://schemas.microsoft.com/office/word/2018/wordml" xmlns:w16se="http://schemas.microsoft.com/office/word/2015/wordml/symex" mc:Ignorable="w14 w15 w16se w16cid w16 w16cex">
+<w:styles xmlns:mc="http://schemas.openxmlformats.org/markup-compatibility/2006" xmlns:r="http://schemas.openxmlformats.org/officeDocument/2006/relationships" xmlns:w="http://schemas.openxmlformats.org/wordprocessingml/2006/main" xmlns:w14="http://schemas.microsoft.com/office/word/2010/wordml" xmlns:w15="http://schemas.microsoft.com/office/word/2012/wordml" xmlns:w16cex="http://schemas.microsoft.com/office/word/2018/wordml/cex" xmlns:w16cid="http://schemas.microsoft.com/office/word/2016/wordml/cid" xmlns:w16="http://schemas.microsoft.com/office/word/2018/wordml" xmlns:w16du="http://schemas.microsoft.com/office/word/2023/wordml/word16du" xmlns:w16sdtdh="http://schemas.microsoft.com/office/word/2020/wordml/sdtdatahash" xmlns:w16sdtfl="http://schemas.microsoft.com/office/word/2024/wordml/sdtformatlock" xmlns:w16se="http://schemas.microsoft.com/office/word/2015/wordml/symex" mc:Ignorable="w14 w15 w16se w16cid w16 w16cex w16sdtdh w16sdtfl w16du">
   <w:docDefaults>
     <w:rPrDefault>
       <w:rPr>
@@ -4674,11 +4640,6 @@
     <w:lsdException w:name="Book Title" w:uiPriority="33" w:qFormat="1"/>
     <w:lsdException w:name="Bibliography" w:semiHidden="1" w:uiPriority="37" w:unhideWhenUsed="1"/>
     <w:lsdException w:name="TOC Heading" w:semiHidden="1" w:uiPriority="39" w:unhideWhenUsed="1" w:qFormat="1"/>
-    <w:lsdException w:name="Plain Table 5" w:semiHidden="1" w:unhideWhenUsed="1"/>
-    <w:lsdException w:name="Grid Table Light" w:semiHidden="1" w:unhideWhenUsed="1"/>
-    <w:lsdException w:name="Grid Table 1 Light" w:semiHidden="1" w:unhideWhenUsed="1"/>
-    <w:lsdException w:name="Grid Table 2" w:semiHidden="1" w:unhideWhenUsed="1"/>
-    <w:lsdException w:name="Grid Table 3" w:semiHidden="1" w:unhideWhenUsed="1"/>
     <w:lsdException w:name="Grid Table 4" w:uiPriority="49"/>
     <w:lsdException w:name="Grid Table 5 Dark" w:uiPriority="50"/>
     <w:lsdException w:name="Grid Table 6 Colorful" w:uiPriority="51"/>
